--- a/docs/Testing.docx
+++ b/docs/Testing.docx
@@ -9,12 +9,14 @@
           <w:lang w:val="es-ES"/>
         </w:rPr>
       </w:pPr>
+      <w:proofErr w:type="spellStart"/>
       <w:r>
         <w:rPr>
           <w:lang w:val="es-ES"/>
         </w:rPr>
         <w:t>Testing</w:t>
       </w:r>
+      <w:proofErr w:type="spellEnd"/>
     </w:p>
     <w:p>
       <w:pPr>
@@ -53,6 +55,7 @@
       </w:pPr>
       <w:r>
         <w:rPr>
+          <w:noProof/>
           <w:lang w:val="es-ES"/>
         </w:rPr>
         <w:drawing>
@@ -116,6 +119,7 @@
       </w:pPr>
       <w:r>
         <w:rPr>
+          <w:noProof/>
           <w:lang w:val="es-ES"/>
         </w:rPr>
         <w:drawing>
@@ -195,7 +199,15 @@
       </w:r>
       <w:r>
         <w:br/>
-        <w:t xml:space="preserve">"customerId": </w:t>
+        <w:t>"</w:t>
+      </w:r>
+      <w:proofErr w:type="spellStart"/>
+      <w:r>
+        <w:t>customerId</w:t>
+      </w:r>
+      <w:proofErr w:type="spellEnd"/>
+      <w:r>
+        <w:t xml:space="preserve">": </w:t>
       </w:r>
       <w:r>
         <w:rPr>
@@ -233,7 +245,15 @@
       </w:r>
       <w:r>
         <w:br/>
-        <w:t xml:space="preserve">"accountId": </w:t>
+        <w:t>"</w:t>
+      </w:r>
+      <w:proofErr w:type="spellStart"/>
+      <w:r>
+        <w:t>accountId</w:t>
+      </w:r>
+      <w:proofErr w:type="spellEnd"/>
+      <w:r>
+        <w:t xml:space="preserve">": </w:t>
       </w:r>
       <w:r>
         <w:rPr>
@@ -271,7 +291,15 @@
       </w:r>
       <w:r>
         <w:br/>
-        <w:t xml:space="preserve">"type": </w:t>
+        <w:t>"</w:t>
+      </w:r>
+      <w:proofErr w:type="spellStart"/>
+      <w:r>
+        <w:t>type</w:t>
+      </w:r>
+      <w:proofErr w:type="spellEnd"/>
+      <w:r>
+        <w:t xml:space="preserve">": </w:t>
       </w:r>
       <w:r>
         <w:rPr>
@@ -284,7 +312,15 @@
       </w:r>
       <w:r>
         <w:br/>
-        <w:t xml:space="preserve">"amount": </w:t>
+        <w:t>"</w:t>
+      </w:r>
+      <w:proofErr w:type="spellStart"/>
+      <w:r>
+        <w:t>amount</w:t>
+      </w:r>
+      <w:proofErr w:type="spellEnd"/>
+      <w:r>
+        <w:t xml:space="preserve">": </w:t>
       </w:r>
       <w:r>
         <w:rPr>
@@ -312,6 +348,7 @@
       <w:r>
         <w:rPr>
           <w:rFonts w:ascii="Courier New" w:eastAsia="Times New Roman" w:hAnsi="Courier New" w:cs="Courier New"/>
+          <w:noProof/>
           <w:color w:val="000000"/>
           <w:sz w:val="18"/>
           <w:szCs w:val="18"/>
@@ -393,6 +430,7 @@
       <w:r>
         <w:rPr>
           <w:rFonts w:ascii="Courier New" w:eastAsia="Times New Roman" w:hAnsi="Courier New" w:cs="Courier New"/>
+          <w:noProof/>
           <w:color w:val="000000"/>
           <w:sz w:val="18"/>
           <w:szCs w:val="18"/>
@@ -473,6 +511,7 @@
       <w:r>
         <w:rPr>
           <w:rFonts w:ascii="Courier New" w:eastAsia="Times New Roman" w:hAnsi="Courier New" w:cs="Courier New"/>
+          <w:noProof/>
           <w:color w:val="000000"/>
           <w:sz w:val="18"/>
           <w:szCs w:val="18"/>
@@ -603,7 +642,29 @@
           <w:szCs w:val="18"/>
           <w:lang w:eastAsia="es-PE"/>
         </w:rPr>
-        <w:t>"accountId"</w:t>
+        <w:t>"</w:t>
+      </w:r>
+      <w:proofErr w:type="spellStart"/>
+      <w:r>
+        <w:rPr>
+          <w:rFonts w:ascii="Courier New" w:eastAsia="Times New Roman" w:hAnsi="Courier New" w:cs="Courier New"/>
+          <w:color w:val="A31515"/>
+          <w:sz w:val="18"/>
+          <w:szCs w:val="18"/>
+          <w:lang w:eastAsia="es-PE"/>
+        </w:rPr>
+        <w:t>accountId</w:t>
+      </w:r>
+      <w:proofErr w:type="spellEnd"/>
+      <w:r>
+        <w:rPr>
+          <w:rFonts w:ascii="Courier New" w:eastAsia="Times New Roman" w:hAnsi="Courier New" w:cs="Courier New"/>
+          <w:color w:val="A31515"/>
+          <w:sz w:val="18"/>
+          <w:szCs w:val="18"/>
+          <w:lang w:eastAsia="es-PE"/>
+        </w:rPr>
+        <w:t>"</w:t>
       </w:r>
       <w:r>
         <w:rPr>
@@ -666,7 +727,29 @@
           <w:szCs w:val="18"/>
           <w:lang w:eastAsia="es-PE"/>
         </w:rPr>
-        <w:t>"customerId"</w:t>
+        <w:t>"</w:t>
+      </w:r>
+      <w:proofErr w:type="spellStart"/>
+      <w:r>
+        <w:rPr>
+          <w:rFonts w:ascii="Courier New" w:eastAsia="Times New Roman" w:hAnsi="Courier New" w:cs="Courier New"/>
+          <w:color w:val="A31515"/>
+          <w:sz w:val="18"/>
+          <w:szCs w:val="18"/>
+          <w:lang w:eastAsia="es-PE"/>
+        </w:rPr>
+        <w:t>customerId</w:t>
+      </w:r>
+      <w:proofErr w:type="spellEnd"/>
+      <w:r>
+        <w:rPr>
+          <w:rFonts w:ascii="Courier New" w:eastAsia="Times New Roman" w:hAnsi="Courier New" w:cs="Courier New"/>
+          <w:color w:val="A31515"/>
+          <w:sz w:val="18"/>
+          <w:szCs w:val="18"/>
+          <w:lang w:eastAsia="es-PE"/>
+        </w:rPr>
+        <w:t>"</w:t>
       </w:r>
       <w:r>
         <w:rPr>
@@ -729,7 +812,29 @@
           <w:szCs w:val="18"/>
           <w:lang w:eastAsia="es-PE"/>
         </w:rPr>
-        <w:t>"type"</w:t>
+        <w:t>"</w:t>
+      </w:r>
+      <w:proofErr w:type="spellStart"/>
+      <w:r>
+        <w:rPr>
+          <w:rFonts w:ascii="Courier New" w:eastAsia="Times New Roman" w:hAnsi="Courier New" w:cs="Courier New"/>
+          <w:color w:val="A31515"/>
+          <w:sz w:val="18"/>
+          <w:szCs w:val="18"/>
+          <w:lang w:eastAsia="es-PE"/>
+        </w:rPr>
+        <w:t>type</w:t>
+      </w:r>
+      <w:proofErr w:type="spellEnd"/>
+      <w:r>
+        <w:rPr>
+          <w:rFonts w:ascii="Courier New" w:eastAsia="Times New Roman" w:hAnsi="Courier New" w:cs="Courier New"/>
+          <w:color w:val="A31515"/>
+          <w:sz w:val="18"/>
+          <w:szCs w:val="18"/>
+          <w:lang w:eastAsia="es-PE"/>
+        </w:rPr>
+        <w:t>"</w:t>
       </w:r>
       <w:r>
         <w:rPr>
@@ -792,7 +897,29 @@
           <w:szCs w:val="18"/>
           <w:lang w:eastAsia="es-PE"/>
         </w:rPr>
-        <w:t>"amount"</w:t>
+        <w:t>"</w:t>
+      </w:r>
+      <w:proofErr w:type="spellStart"/>
+      <w:r>
+        <w:rPr>
+          <w:rFonts w:ascii="Courier New" w:eastAsia="Times New Roman" w:hAnsi="Courier New" w:cs="Courier New"/>
+          <w:color w:val="A31515"/>
+          <w:sz w:val="18"/>
+          <w:szCs w:val="18"/>
+          <w:lang w:eastAsia="es-PE"/>
+        </w:rPr>
+        <w:t>amount</w:t>
+      </w:r>
+      <w:proofErr w:type="spellEnd"/>
+      <w:r>
+        <w:rPr>
+          <w:rFonts w:ascii="Courier New" w:eastAsia="Times New Roman" w:hAnsi="Courier New" w:cs="Courier New"/>
+          <w:color w:val="A31515"/>
+          <w:sz w:val="18"/>
+          <w:szCs w:val="18"/>
+          <w:lang w:eastAsia="es-PE"/>
+        </w:rPr>
+        <w:t>"</w:t>
       </w:r>
       <w:r>
         <w:rPr>
@@ -980,7 +1107,29 @@
           <w:szCs w:val="18"/>
           <w:lang w:eastAsia="es-PE"/>
         </w:rPr>
-        <w:t>"accountId"</w:t>
+        <w:t>"</w:t>
+      </w:r>
+      <w:proofErr w:type="spellStart"/>
+      <w:r>
+        <w:rPr>
+          <w:rFonts w:ascii="Courier New" w:eastAsia="Times New Roman" w:hAnsi="Courier New" w:cs="Courier New"/>
+          <w:color w:val="A31515"/>
+          <w:sz w:val="18"/>
+          <w:szCs w:val="18"/>
+          <w:lang w:eastAsia="es-PE"/>
+        </w:rPr>
+        <w:t>accountId</w:t>
+      </w:r>
+      <w:proofErr w:type="spellEnd"/>
+      <w:r>
+        <w:rPr>
+          <w:rFonts w:ascii="Courier New" w:eastAsia="Times New Roman" w:hAnsi="Courier New" w:cs="Courier New"/>
+          <w:color w:val="A31515"/>
+          <w:sz w:val="18"/>
+          <w:szCs w:val="18"/>
+          <w:lang w:eastAsia="es-PE"/>
+        </w:rPr>
+        <w:t>"</w:t>
       </w:r>
       <w:r>
         <w:rPr>
@@ -1043,7 +1192,29 @@
           <w:szCs w:val="18"/>
           <w:lang w:eastAsia="es-PE"/>
         </w:rPr>
-        <w:t>"creditId"</w:t>
+        <w:t>"</w:t>
+      </w:r>
+      <w:proofErr w:type="spellStart"/>
+      <w:r>
+        <w:rPr>
+          <w:rFonts w:ascii="Courier New" w:eastAsia="Times New Roman" w:hAnsi="Courier New" w:cs="Courier New"/>
+          <w:color w:val="A31515"/>
+          <w:sz w:val="18"/>
+          <w:szCs w:val="18"/>
+          <w:lang w:eastAsia="es-PE"/>
+        </w:rPr>
+        <w:t>creditId</w:t>
+      </w:r>
+      <w:proofErr w:type="spellEnd"/>
+      <w:r>
+        <w:rPr>
+          <w:rFonts w:ascii="Courier New" w:eastAsia="Times New Roman" w:hAnsi="Courier New" w:cs="Courier New"/>
+          <w:color w:val="A31515"/>
+          <w:sz w:val="18"/>
+          <w:szCs w:val="18"/>
+          <w:lang w:eastAsia="es-PE"/>
+        </w:rPr>
+        <w:t>"</w:t>
       </w:r>
       <w:r>
         <w:rPr>
@@ -1055,6 +1226,7 @@
         </w:rPr>
         <w:t>: </w:t>
       </w:r>
+      <w:proofErr w:type="spellStart"/>
       <w:r>
         <w:rPr>
           <w:rFonts w:ascii="Courier New" w:eastAsia="Times New Roman" w:hAnsi="Courier New" w:cs="Courier New"/>
@@ -1067,6 +1239,7 @@
         </w:rPr>
         <w:t>null</w:t>
       </w:r>
+      <w:proofErr w:type="spellEnd"/>
       <w:r>
         <w:rPr>
           <w:rFonts w:ascii="Courier New" w:eastAsia="Times New Roman" w:hAnsi="Courier New" w:cs="Courier New"/>
@@ -1108,7 +1281,29 @@
           <w:szCs w:val="18"/>
           <w:lang w:eastAsia="es-PE"/>
         </w:rPr>
-        <w:t>"customerId"</w:t>
+        <w:t>"</w:t>
+      </w:r>
+      <w:proofErr w:type="spellStart"/>
+      <w:r>
+        <w:rPr>
+          <w:rFonts w:ascii="Courier New" w:eastAsia="Times New Roman" w:hAnsi="Courier New" w:cs="Courier New"/>
+          <w:color w:val="A31515"/>
+          <w:sz w:val="18"/>
+          <w:szCs w:val="18"/>
+          <w:lang w:eastAsia="es-PE"/>
+        </w:rPr>
+        <w:t>customerId</w:t>
+      </w:r>
+      <w:proofErr w:type="spellEnd"/>
+      <w:r>
+        <w:rPr>
+          <w:rFonts w:ascii="Courier New" w:eastAsia="Times New Roman" w:hAnsi="Courier New" w:cs="Courier New"/>
+          <w:color w:val="A31515"/>
+          <w:sz w:val="18"/>
+          <w:szCs w:val="18"/>
+          <w:lang w:eastAsia="es-PE"/>
+        </w:rPr>
+        <w:t>"</w:t>
       </w:r>
       <w:r>
         <w:rPr>
@@ -1171,7 +1366,29 @@
           <w:szCs w:val="18"/>
           <w:lang w:eastAsia="es-PE"/>
         </w:rPr>
-        <w:t>"type"</w:t>
+        <w:t>"</w:t>
+      </w:r>
+      <w:proofErr w:type="spellStart"/>
+      <w:r>
+        <w:rPr>
+          <w:rFonts w:ascii="Courier New" w:eastAsia="Times New Roman" w:hAnsi="Courier New" w:cs="Courier New"/>
+          <w:color w:val="A31515"/>
+          <w:sz w:val="18"/>
+          <w:szCs w:val="18"/>
+          <w:lang w:eastAsia="es-PE"/>
+        </w:rPr>
+        <w:t>type</w:t>
+      </w:r>
+      <w:proofErr w:type="spellEnd"/>
+      <w:r>
+        <w:rPr>
+          <w:rFonts w:ascii="Courier New" w:eastAsia="Times New Roman" w:hAnsi="Courier New" w:cs="Courier New"/>
+          <w:color w:val="A31515"/>
+          <w:sz w:val="18"/>
+          <w:szCs w:val="18"/>
+          <w:lang w:eastAsia="es-PE"/>
+        </w:rPr>
+        <w:t>"</w:t>
       </w:r>
       <w:r>
         <w:rPr>
@@ -1234,7 +1451,29 @@
           <w:szCs w:val="18"/>
           <w:lang w:eastAsia="es-PE"/>
         </w:rPr>
-        <w:t>"amount"</w:t>
+        <w:t>"</w:t>
+      </w:r>
+      <w:proofErr w:type="spellStart"/>
+      <w:r>
+        <w:rPr>
+          <w:rFonts w:ascii="Courier New" w:eastAsia="Times New Roman" w:hAnsi="Courier New" w:cs="Courier New"/>
+          <w:color w:val="A31515"/>
+          <w:sz w:val="18"/>
+          <w:szCs w:val="18"/>
+          <w:lang w:eastAsia="es-PE"/>
+        </w:rPr>
+        <w:t>amount</w:t>
+      </w:r>
+      <w:proofErr w:type="spellEnd"/>
+      <w:r>
+        <w:rPr>
+          <w:rFonts w:ascii="Courier New" w:eastAsia="Times New Roman" w:hAnsi="Courier New" w:cs="Courier New"/>
+          <w:color w:val="A31515"/>
+          <w:sz w:val="18"/>
+          <w:szCs w:val="18"/>
+          <w:lang w:eastAsia="es-PE"/>
+        </w:rPr>
+        <w:t>"</w:t>
       </w:r>
       <w:r>
         <w:rPr>
@@ -1297,7 +1536,29 @@
           <w:szCs w:val="18"/>
           <w:lang w:eastAsia="es-PE"/>
         </w:rPr>
-        <w:t>"balanceAfter"</w:t>
+        <w:t>"</w:t>
+      </w:r>
+      <w:proofErr w:type="spellStart"/>
+      <w:r>
+        <w:rPr>
+          <w:rFonts w:ascii="Courier New" w:eastAsia="Times New Roman" w:hAnsi="Courier New" w:cs="Courier New"/>
+          <w:color w:val="A31515"/>
+          <w:sz w:val="18"/>
+          <w:szCs w:val="18"/>
+          <w:lang w:eastAsia="es-PE"/>
+        </w:rPr>
+        <w:t>balanceAfter</w:t>
+      </w:r>
+      <w:proofErr w:type="spellEnd"/>
+      <w:r>
+        <w:rPr>
+          <w:rFonts w:ascii="Courier New" w:eastAsia="Times New Roman" w:hAnsi="Courier New" w:cs="Courier New"/>
+          <w:color w:val="A31515"/>
+          <w:sz w:val="18"/>
+          <w:szCs w:val="18"/>
+          <w:lang w:eastAsia="es-PE"/>
+        </w:rPr>
+        <w:t>"</w:t>
       </w:r>
       <w:r>
         <w:rPr>
@@ -1309,6 +1570,7 @@
         </w:rPr>
         <w:t>: </w:t>
       </w:r>
+      <w:proofErr w:type="spellStart"/>
       <w:r>
         <w:rPr>
           <w:rFonts w:ascii="Courier New" w:eastAsia="Times New Roman" w:hAnsi="Courier New" w:cs="Courier New"/>
@@ -1321,6 +1583,7 @@
         </w:rPr>
         <w:t>null</w:t>
       </w:r>
+      <w:proofErr w:type="spellEnd"/>
     </w:p>
     <w:p>
       <w:pPr>
@@ -1373,6 +1636,7 @@
       <w:r>
         <w:rPr>
           <w:rFonts w:ascii="Courier New" w:eastAsia="Times New Roman" w:hAnsi="Courier New" w:cs="Courier New"/>
+          <w:noProof/>
           <w:color w:val="000000"/>
           <w:sz w:val="18"/>
           <w:szCs w:val="18"/>
@@ -1470,6 +1734,7 @@
       <w:r>
         <w:rPr>
           <w:rFonts w:ascii="Courier New" w:eastAsia="Times New Roman" w:hAnsi="Courier New" w:cs="Courier New"/>
+          <w:noProof/>
           <w:color w:val="000000"/>
           <w:sz w:val="18"/>
           <w:szCs w:val="18"/>
@@ -1500,6 +1765,579 @@
                     <a:xfrm>
                       <a:off x="0" y="0"/>
                       <a:ext cx="5400040" cy="2261235"/>
+                    </a:xfrm>
+                    <a:prstGeom prst="rect">
+                      <a:avLst/>
+                    </a:prstGeom>
+                  </pic:spPr>
+                </pic:pic>
+              </a:graphicData>
+            </a:graphic>
+          </wp:inline>
+        </w:drawing>
+      </w:r>
+    </w:p>
+    <w:p>
+      <w:pPr>
+        <w:shd w:val="clear" w:color="auto" w:fill="FFFFFE"/>
+        <w:spacing w:line="270" w:lineRule="atLeast"/>
+        <w:rPr>
+          <w:rFonts w:ascii="Courier New" w:eastAsia="Times New Roman" w:hAnsi="Courier New" w:cs="Courier New"/>
+          <w:color w:val="000000"/>
+          <w:sz w:val="18"/>
+          <w:szCs w:val="18"/>
+          <w:lang w:eastAsia="es-PE"/>
+        </w:rPr>
+      </w:pPr>
+    </w:p>
+    <w:p>
+      <w:pPr>
+        <w:shd w:val="clear" w:color="auto" w:fill="FFFFFE"/>
+        <w:spacing w:line="270" w:lineRule="atLeast"/>
+        <w:rPr>
+          <w:rFonts w:ascii="Courier New" w:eastAsia="Times New Roman" w:hAnsi="Courier New" w:cs="Courier New"/>
+          <w:b/>
+          <w:bCs/>
+          <w:color w:val="000000"/>
+          <w:sz w:val="18"/>
+          <w:szCs w:val="18"/>
+          <w:lang w:eastAsia="es-PE"/>
+        </w:rPr>
+      </w:pPr>
+      <w:r>
+        <w:rPr>
+          <w:rFonts w:ascii="Courier New" w:eastAsia="Times New Roman" w:hAnsi="Courier New" w:cs="Courier New"/>
+          <w:b/>
+          <w:bCs/>
+          <w:color w:val="000000"/>
+          <w:sz w:val="18"/>
+          <w:szCs w:val="18"/>
+          <w:lang w:eastAsia="es-PE"/>
+        </w:rPr>
+        <w:t>FASE 6 — REPORTES</w:t>
+      </w:r>
+    </w:p>
+    <w:p>
+      <w:pPr>
+        <w:shd w:val="clear" w:color="auto" w:fill="FFFFFE"/>
+        <w:spacing w:line="270" w:lineRule="atLeast"/>
+        <w:rPr>
+          <w:rFonts w:ascii="Courier New" w:eastAsia="Times New Roman" w:hAnsi="Courier New" w:cs="Courier New"/>
+          <w:b/>
+          <w:bCs/>
+          <w:color w:val="000000"/>
+          <w:sz w:val="18"/>
+          <w:szCs w:val="18"/>
+          <w:lang w:eastAsia="es-PE"/>
+        </w:rPr>
+      </w:pPr>
+      <w:r>
+        <w:rPr>
+          <w:rFonts w:ascii="Courier New" w:eastAsia="Times New Roman" w:hAnsi="Courier New" w:cs="Courier New"/>
+          <w:b/>
+          <w:bCs/>
+          <w:color w:val="000000"/>
+          <w:sz w:val="18"/>
+          <w:szCs w:val="18"/>
+          <w:lang w:eastAsia="es-PE"/>
+        </w:rPr>
+        <w:t>Registramos</w:t>
+      </w:r>
+    </w:p>
+    <w:p>
+      <w:pPr>
+        <w:shd w:val="clear" w:color="auto" w:fill="FFFFFE"/>
+        <w:spacing w:line="270" w:lineRule="atLeast"/>
+        <w:rPr>
+          <w:rFonts w:ascii="Courier New" w:eastAsia="Times New Roman" w:hAnsi="Courier New" w:cs="Courier New"/>
+          <w:b/>
+          <w:bCs/>
+          <w:color w:val="000000"/>
+          <w:sz w:val="18"/>
+          <w:szCs w:val="18"/>
+          <w:lang w:eastAsia="es-PE"/>
+        </w:rPr>
+      </w:pPr>
+      <w:r>
+        <w:rPr>
+          <w:rFonts w:ascii="Courier New" w:eastAsia="Times New Roman" w:hAnsi="Courier New" w:cs="Courier New"/>
+          <w:b/>
+          <w:bCs/>
+          <w:color w:val="000000"/>
+          <w:sz w:val="18"/>
+          <w:szCs w:val="18"/>
+          <w:lang w:eastAsia="es-PE"/>
+        </w:rPr>
+        <w:lastRenderedPageBreak/>
+        <w:drawing>
+          <wp:inline distT="0" distB="0" distL="0" distR="0" wp14:anchorId="02D4AA8C" wp14:editId="72D6E4E9">
+            <wp:extent cx="5400040" cy="3077845"/>
+            <wp:effectExtent l="0" t="0" r="0" b="8255"/>
+            <wp:docPr id="8" name="Imagen 8"/>
+            <wp:cNvGraphicFramePr>
+              <a:graphicFrameLocks xmlns:a="http://schemas.openxmlformats.org/drawingml/2006/main" noChangeAspect="1"/>
+            </wp:cNvGraphicFramePr>
+            <a:graphic xmlns:a="http://schemas.openxmlformats.org/drawingml/2006/main">
+              <a:graphicData uri="http://schemas.openxmlformats.org/drawingml/2006/picture">
+                <pic:pic xmlns:pic="http://schemas.openxmlformats.org/drawingml/2006/picture">
+                  <pic:nvPicPr>
+                    <pic:cNvPr id="1" name=""/>
+                    <pic:cNvPicPr/>
+                  </pic:nvPicPr>
+                  <pic:blipFill>
+                    <a:blip r:embed="rId18"/>
+                    <a:stretch>
+                      <a:fillRect/>
+                    </a:stretch>
+                  </pic:blipFill>
+                  <pic:spPr>
+                    <a:xfrm>
+                      <a:off x="0" y="0"/>
+                      <a:ext cx="5400040" cy="3077845"/>
+                    </a:xfrm>
+                    <a:prstGeom prst="rect">
+                      <a:avLst/>
+                    </a:prstGeom>
+                  </pic:spPr>
+                </pic:pic>
+              </a:graphicData>
+            </a:graphic>
+          </wp:inline>
+        </w:drawing>
+      </w:r>
+    </w:p>
+    <w:p>
+      <w:pPr>
+        <w:shd w:val="clear" w:color="auto" w:fill="FFFFFE"/>
+        <w:spacing w:line="270" w:lineRule="atLeast"/>
+        <w:rPr>
+          <w:rFonts w:ascii="Courier New" w:eastAsia="Times New Roman" w:hAnsi="Courier New" w:cs="Courier New"/>
+          <w:color w:val="000000"/>
+          <w:sz w:val="18"/>
+          <w:szCs w:val="18"/>
+          <w:lang w:eastAsia="es-PE"/>
+        </w:rPr>
+      </w:pPr>
+      <w:r>
+        <w:rPr>
+          <w:rFonts w:ascii="Courier New" w:eastAsia="Times New Roman" w:hAnsi="Courier New" w:cs="Courier New"/>
+          <w:color w:val="000000"/>
+          <w:sz w:val="18"/>
+          <w:szCs w:val="18"/>
+          <w:lang w:eastAsia="es-PE"/>
+        </w:rPr>
+        <w:t>-</w:t>
+      </w:r>
+      <w:r>
+        <w:rPr>
+          <w:rFonts w:ascii="Courier New" w:eastAsia="Times New Roman" w:hAnsi="Courier New" w:cs="Courier New"/>
+          <w:color w:val="000000"/>
+          <w:sz w:val="18"/>
+          <w:szCs w:val="18"/>
+          <w:lang w:eastAsia="es-PE"/>
+        </w:rPr>
+        <w:t>movimientos por rango de fechas</w:t>
+      </w:r>
+    </w:p>
+    <w:p>
+      <w:pPr>
+        <w:shd w:val="clear" w:color="auto" w:fill="FFFFFE"/>
+        <w:spacing w:line="270" w:lineRule="atLeast"/>
+        <w:rPr>
+          <w:rFonts w:ascii="Courier New" w:eastAsia="Times New Roman" w:hAnsi="Courier New" w:cs="Courier New"/>
+          <w:color w:val="000000"/>
+          <w:sz w:val="18"/>
+          <w:szCs w:val="18"/>
+          <w:lang w:eastAsia="es-PE"/>
+        </w:rPr>
+      </w:pPr>
+      <w:proofErr w:type="gramStart"/>
+      <w:r>
+        <w:rPr>
+          <w:rFonts w:ascii="Courier New" w:eastAsia="Times New Roman" w:hAnsi="Courier New" w:cs="Courier New"/>
+          <w:color w:val="000000"/>
+          <w:sz w:val="18"/>
+          <w:szCs w:val="18"/>
+          <w:lang w:eastAsia="es-PE"/>
+        </w:rPr>
+        <w:t>GET :</w:t>
+      </w:r>
+      <w:proofErr w:type="gramEnd"/>
+      <w:r>
+        <w:rPr>
+          <w:rFonts w:ascii="Courier New" w:eastAsia="Times New Roman" w:hAnsi="Courier New" w:cs="Courier New"/>
+          <w:color w:val="000000"/>
+          <w:sz w:val="18"/>
+          <w:szCs w:val="18"/>
+          <w:lang w:eastAsia="es-PE"/>
+        </w:rPr>
+        <w:t xml:space="preserve"> </w:t>
+      </w:r>
+      <w:hyperlink r:id="rId19" w:history="1">
+        <w:r>
+          <w:rPr>
+            <w:rStyle w:val="Hipervnculo"/>
+            <w:rFonts w:ascii="Helvetica" w:hAnsi="Helvetica" w:cs="Helvetica"/>
+            <w:sz w:val="18"/>
+            <w:szCs w:val="18"/>
+            <w:shd w:val="clear" w:color="auto" w:fill="FFFFFF"/>
+          </w:rPr>
+          <w:t>http://localhost:8080/api/transactions/account/</w:t>
+        </w:r>
+      </w:hyperlink>
+      <w:r>
+        <w:rPr>
+          <w:rFonts w:ascii="Helvetica" w:hAnsi="Helvetica" w:cs="Helvetica"/>
+          <w:color w:val="212121"/>
+          <w:sz w:val="18"/>
+          <w:szCs w:val="18"/>
+          <w:shd w:val="clear" w:color="auto" w:fill="FFFFFF"/>
+        </w:rPr>
+        <w:t xml:space="preserve"> </w:t>
+      </w:r>
+      <w:r>
+        <w:rPr>
+          <w:rFonts w:ascii="Helvetica" w:hAnsi="Helvetica" w:cs="Helvetica"/>
+          <w:color w:val="212121"/>
+          <w:sz w:val="18"/>
+          <w:szCs w:val="18"/>
+          <w:shd w:val="clear" w:color="auto" w:fill="FFFFFF"/>
+        </w:rPr>
+        <w:t>66c123abc/</w:t>
+      </w:r>
+      <w:proofErr w:type="spellStart"/>
+      <w:r>
+        <w:rPr>
+          <w:rFonts w:ascii="Helvetica" w:hAnsi="Helvetica" w:cs="Helvetica"/>
+          <w:color w:val="212121"/>
+          <w:sz w:val="18"/>
+          <w:szCs w:val="18"/>
+          <w:shd w:val="clear" w:color="auto" w:fill="FFFFFF"/>
+        </w:rPr>
+        <w:t>range?from</w:t>
+      </w:r>
+      <w:proofErr w:type="spellEnd"/>
+      <w:r>
+        <w:rPr>
+          <w:rFonts w:ascii="Helvetica" w:hAnsi="Helvetica" w:cs="Helvetica"/>
+          <w:color w:val="212121"/>
+          <w:sz w:val="18"/>
+          <w:szCs w:val="18"/>
+          <w:shd w:val="clear" w:color="auto" w:fill="FFFFFF"/>
+        </w:rPr>
+        <w:t>=2026-05-01T00:00:00&amp;to=2026-06-24T23:59:59</w:t>
+      </w:r>
+    </w:p>
+    <w:p>
+      <w:pPr>
+        <w:shd w:val="clear" w:color="auto" w:fill="FFFFFE"/>
+        <w:spacing w:line="270" w:lineRule="atLeast"/>
+        <w:rPr>
+          <w:rFonts w:ascii="Courier New" w:eastAsia="Times New Roman" w:hAnsi="Courier New" w:cs="Courier New"/>
+          <w:color w:val="000000"/>
+          <w:sz w:val="18"/>
+          <w:szCs w:val="18"/>
+          <w:lang w:eastAsia="es-PE"/>
+        </w:rPr>
+      </w:pPr>
+      <w:r>
+        <w:rPr>
+          <w:rFonts w:ascii="Courier New" w:eastAsia="Times New Roman" w:hAnsi="Courier New" w:cs="Courier New"/>
+          <w:color w:val="000000"/>
+          <w:sz w:val="18"/>
+          <w:szCs w:val="18"/>
+          <w:lang w:eastAsia="es-PE"/>
+        </w:rPr>
+        <w:drawing>
+          <wp:inline distT="0" distB="0" distL="0" distR="0" wp14:anchorId="3C306E30" wp14:editId="0DE13B9D">
+            <wp:extent cx="5400040" cy="3161030"/>
+            <wp:effectExtent l="0" t="0" r="0" b="1270"/>
+            <wp:docPr id="11" name="Imagen 11"/>
+            <wp:cNvGraphicFramePr>
+              <a:graphicFrameLocks xmlns:a="http://schemas.openxmlformats.org/drawingml/2006/main" noChangeAspect="1"/>
+            </wp:cNvGraphicFramePr>
+            <a:graphic xmlns:a="http://schemas.openxmlformats.org/drawingml/2006/main">
+              <a:graphicData uri="http://schemas.openxmlformats.org/drawingml/2006/picture">
+                <pic:pic xmlns:pic="http://schemas.openxmlformats.org/drawingml/2006/picture">
+                  <pic:nvPicPr>
+                    <pic:cNvPr id="1" name=""/>
+                    <pic:cNvPicPr/>
+                  </pic:nvPicPr>
+                  <pic:blipFill>
+                    <a:blip r:embed="rId20"/>
+                    <a:stretch>
+                      <a:fillRect/>
+                    </a:stretch>
+                  </pic:blipFill>
+                  <pic:spPr>
+                    <a:xfrm>
+                      <a:off x="0" y="0"/>
+                      <a:ext cx="5400040" cy="3161030"/>
+                    </a:xfrm>
+                    <a:prstGeom prst="rect">
+                      <a:avLst/>
+                    </a:prstGeom>
+                  </pic:spPr>
+                </pic:pic>
+              </a:graphicData>
+            </a:graphic>
+          </wp:inline>
+        </w:drawing>
+      </w:r>
+    </w:p>
+    <w:p>
+      <w:pPr>
+        <w:shd w:val="clear" w:color="auto" w:fill="FFFFFE"/>
+        <w:spacing w:line="270" w:lineRule="atLeast"/>
+        <w:rPr>
+          <w:rFonts w:ascii="Courier New" w:eastAsia="Times New Roman" w:hAnsi="Courier New" w:cs="Courier New"/>
+          <w:color w:val="000000"/>
+          <w:sz w:val="18"/>
+          <w:szCs w:val="18"/>
+          <w:lang w:eastAsia="es-PE"/>
+        </w:rPr>
+      </w:pPr>
+      <w:r>
+        <w:rPr>
+          <w:rFonts w:ascii="Courier New" w:eastAsia="Times New Roman" w:hAnsi="Courier New" w:cs="Courier New"/>
+          <w:color w:val="000000"/>
+          <w:sz w:val="18"/>
+          <w:szCs w:val="18"/>
+          <w:lang w:eastAsia="es-PE"/>
+        </w:rPr>
+        <w:t>COLOCAMOS OTRAS FECHAS</w:t>
+      </w:r>
+    </w:p>
+    <w:p>
+      <w:pPr>
+        <w:shd w:val="clear" w:color="auto" w:fill="FFFFFE"/>
+        <w:spacing w:line="270" w:lineRule="atLeast"/>
+        <w:rPr>
+          <w:rFonts w:ascii="Courier New" w:eastAsia="Times New Roman" w:hAnsi="Courier New" w:cs="Courier New"/>
+          <w:color w:val="000000"/>
+          <w:sz w:val="18"/>
+          <w:szCs w:val="18"/>
+          <w:lang w:eastAsia="es-PE"/>
+        </w:rPr>
+      </w:pPr>
+      <w:r>
+        <w:rPr>
+          <w:rFonts w:ascii="Helvetica" w:hAnsi="Helvetica" w:cs="Helvetica"/>
+          <w:color w:val="212121"/>
+          <w:sz w:val="18"/>
+          <w:szCs w:val="18"/>
+          <w:shd w:val="clear" w:color="auto" w:fill="FFFFFF"/>
+        </w:rPr>
+        <w:t>http://localhost:8080/api/transactions/account/ 66c123abc/</w:t>
+      </w:r>
+      <w:proofErr w:type="spellStart"/>
+      <w:r>
+        <w:rPr>
+          <w:rFonts w:ascii="Helvetica" w:hAnsi="Helvetica" w:cs="Helvetica"/>
+          <w:color w:val="212121"/>
+          <w:sz w:val="18"/>
+          <w:szCs w:val="18"/>
+          <w:shd w:val="clear" w:color="auto" w:fill="FFFFFF"/>
+        </w:rPr>
+        <w:t>range?from</w:t>
+      </w:r>
+      <w:proofErr w:type="spellEnd"/>
+      <w:r>
+        <w:rPr>
+          <w:rFonts w:ascii="Helvetica" w:hAnsi="Helvetica" w:cs="Helvetica"/>
+          <w:color w:val="212121"/>
+          <w:sz w:val="18"/>
+          <w:szCs w:val="18"/>
+          <w:shd w:val="clear" w:color="auto" w:fill="FFFFFF"/>
+        </w:rPr>
+        <w:t>=2026-09-01T00:00:00&amp;to=2026-09-24T23:59:59</w:t>
+      </w:r>
+    </w:p>
+    <w:p>
+      <w:pPr>
+        <w:shd w:val="clear" w:color="auto" w:fill="FFFFFE"/>
+        <w:spacing w:line="270" w:lineRule="atLeast"/>
+        <w:rPr>
+          <w:rFonts w:ascii="Courier New" w:eastAsia="Times New Roman" w:hAnsi="Courier New" w:cs="Courier New"/>
+          <w:color w:val="000000"/>
+          <w:sz w:val="18"/>
+          <w:szCs w:val="18"/>
+          <w:lang w:eastAsia="es-PE"/>
+        </w:rPr>
+      </w:pPr>
+      <w:r>
+        <w:rPr>
+          <w:rFonts w:ascii="Courier New" w:eastAsia="Times New Roman" w:hAnsi="Courier New" w:cs="Courier New"/>
+          <w:color w:val="000000"/>
+          <w:sz w:val="18"/>
+          <w:szCs w:val="18"/>
+          <w:lang w:eastAsia="es-PE"/>
+        </w:rPr>
+        <w:lastRenderedPageBreak/>
+        <w:drawing>
+          <wp:inline distT="0" distB="0" distL="0" distR="0" wp14:anchorId="69CB724D" wp14:editId="0AAC715E">
+            <wp:extent cx="5400040" cy="2291080"/>
+            <wp:effectExtent l="0" t="0" r="0" b="0"/>
+            <wp:docPr id="12" name="Imagen 12"/>
+            <wp:cNvGraphicFramePr>
+              <a:graphicFrameLocks xmlns:a="http://schemas.openxmlformats.org/drawingml/2006/main" noChangeAspect="1"/>
+            </wp:cNvGraphicFramePr>
+            <a:graphic xmlns:a="http://schemas.openxmlformats.org/drawingml/2006/main">
+              <a:graphicData uri="http://schemas.openxmlformats.org/drawingml/2006/picture">
+                <pic:pic xmlns:pic="http://schemas.openxmlformats.org/drawingml/2006/picture">
+                  <pic:nvPicPr>
+                    <pic:cNvPr id="1" name=""/>
+                    <pic:cNvPicPr/>
+                  </pic:nvPicPr>
+                  <pic:blipFill>
+                    <a:blip r:embed="rId21"/>
+                    <a:stretch>
+                      <a:fillRect/>
+                    </a:stretch>
+                  </pic:blipFill>
+                  <pic:spPr>
+                    <a:xfrm>
+                      <a:off x="0" y="0"/>
+                      <a:ext cx="5400040" cy="2291080"/>
+                    </a:xfrm>
+                    <a:prstGeom prst="rect">
+                      <a:avLst/>
+                    </a:prstGeom>
+                  </pic:spPr>
+                </pic:pic>
+              </a:graphicData>
+            </a:graphic>
+          </wp:inline>
+        </w:drawing>
+      </w:r>
+    </w:p>
+    <w:p>
+      <w:pPr>
+        <w:shd w:val="clear" w:color="auto" w:fill="FFFFFE"/>
+        <w:spacing w:line="270" w:lineRule="atLeast"/>
+        <w:rPr>
+          <w:rFonts w:ascii="Courier New" w:eastAsia="Times New Roman" w:hAnsi="Courier New" w:cs="Courier New"/>
+          <w:color w:val="000000"/>
+          <w:sz w:val="18"/>
+          <w:szCs w:val="18"/>
+          <w:lang w:eastAsia="es-PE"/>
+        </w:rPr>
+      </w:pPr>
+    </w:p>
+    <w:p>
+      <w:pPr>
+        <w:shd w:val="clear" w:color="auto" w:fill="FFFFFE"/>
+        <w:spacing w:line="270" w:lineRule="atLeast"/>
+        <w:rPr>
+          <w:rFonts w:ascii="Courier New" w:eastAsia="Times New Roman" w:hAnsi="Courier New" w:cs="Courier New"/>
+          <w:color w:val="000000"/>
+          <w:sz w:val="18"/>
+          <w:szCs w:val="18"/>
+          <w:lang w:eastAsia="es-PE"/>
+        </w:rPr>
+      </w:pPr>
+      <w:r>
+        <w:rPr>
+          <w:rFonts w:ascii="Courier New" w:eastAsia="Times New Roman" w:hAnsi="Courier New" w:cs="Courier New"/>
+          <w:color w:val="000000"/>
+          <w:sz w:val="18"/>
+          <w:szCs w:val="18"/>
+          <w:lang w:eastAsia="es-PE"/>
+        </w:rPr>
+        <w:t>-</w:t>
+      </w:r>
+      <w:r>
+        <w:rPr>
+          <w:rFonts w:ascii="Courier New" w:eastAsia="Times New Roman" w:hAnsi="Courier New" w:cs="Courier New"/>
+          <w:color w:val="000000"/>
+          <w:sz w:val="18"/>
+          <w:szCs w:val="18"/>
+          <w:lang w:eastAsia="es-PE"/>
+        </w:rPr>
+        <w:t>últimos 10 movimientos crédito/débito</w:t>
+      </w:r>
+    </w:p>
+    <w:p>
+      <w:pPr>
+        <w:shd w:val="clear" w:color="auto" w:fill="FFFFFE"/>
+        <w:spacing w:line="270" w:lineRule="atLeast"/>
+        <w:rPr>
+          <w:rFonts w:ascii="Courier New" w:eastAsia="Times New Roman" w:hAnsi="Courier New" w:cs="Courier New"/>
+          <w:color w:val="000000"/>
+          <w:sz w:val="18"/>
+          <w:szCs w:val="18"/>
+          <w:lang w:eastAsia="es-PE"/>
+        </w:rPr>
+      </w:pPr>
+    </w:p>
+    <w:p>
+      <w:pPr>
+        <w:shd w:val="clear" w:color="auto" w:fill="FFFFFE"/>
+        <w:spacing w:line="270" w:lineRule="atLeast"/>
+        <w:rPr>
+          <w:rFonts w:ascii="Courier New" w:eastAsia="Times New Roman" w:hAnsi="Courier New" w:cs="Courier New"/>
+          <w:color w:val="000000"/>
+          <w:sz w:val="18"/>
+          <w:szCs w:val="18"/>
+          <w:lang w:eastAsia="es-PE"/>
+        </w:rPr>
+      </w:pPr>
+      <w:r>
+        <w:rPr>
+          <w:rFonts w:ascii="Helvetica" w:hAnsi="Helvetica" w:cs="Helvetica"/>
+          <w:color w:val="212121"/>
+          <w:sz w:val="18"/>
+          <w:szCs w:val="18"/>
+          <w:shd w:val="clear" w:color="auto" w:fill="FFFFFF"/>
+        </w:rPr>
+        <w:t>http://localhost:8080/api/transactions/account/ 66c123abc/last10</w:t>
+      </w:r>
+    </w:p>
+    <w:p>
+      <w:pPr>
+        <w:shd w:val="clear" w:color="auto" w:fill="FFFFFE"/>
+        <w:spacing w:line="270" w:lineRule="atLeast"/>
+        <w:rPr>
+          <w:rFonts w:ascii="Courier New" w:eastAsia="Times New Roman" w:hAnsi="Courier New" w:cs="Courier New"/>
+          <w:color w:val="000000"/>
+          <w:sz w:val="18"/>
+          <w:szCs w:val="18"/>
+          <w:lang w:eastAsia="es-PE"/>
+        </w:rPr>
+      </w:pPr>
+      <w:r>
+        <w:rPr>
+          <w:rFonts w:ascii="Courier New" w:eastAsia="Times New Roman" w:hAnsi="Courier New" w:cs="Courier New"/>
+          <w:color w:val="000000"/>
+          <w:sz w:val="18"/>
+          <w:szCs w:val="18"/>
+          <w:lang w:eastAsia="es-PE"/>
+        </w:rPr>
+        <w:drawing>
+          <wp:inline distT="0" distB="0" distL="0" distR="0" wp14:anchorId="6D080108" wp14:editId="37E1D4A1">
+            <wp:extent cx="5400040" cy="3229610"/>
+            <wp:effectExtent l="0" t="0" r="0" b="8890"/>
+            <wp:docPr id="10" name="Imagen 10"/>
+            <wp:cNvGraphicFramePr>
+              <a:graphicFrameLocks xmlns:a="http://schemas.openxmlformats.org/drawingml/2006/main" noChangeAspect="1"/>
+            </wp:cNvGraphicFramePr>
+            <a:graphic xmlns:a="http://schemas.openxmlformats.org/drawingml/2006/main">
+              <a:graphicData uri="http://schemas.openxmlformats.org/drawingml/2006/picture">
+                <pic:pic xmlns:pic="http://schemas.openxmlformats.org/drawingml/2006/picture">
+                  <pic:nvPicPr>
+                    <pic:cNvPr id="1" name=""/>
+                    <pic:cNvPicPr/>
+                  </pic:nvPicPr>
+                  <pic:blipFill>
+                    <a:blip r:embed="rId22"/>
+                    <a:stretch>
+                      <a:fillRect/>
+                    </a:stretch>
+                  </pic:blipFill>
+                  <pic:spPr>
+                    <a:xfrm>
+                      <a:off x="0" y="0"/>
+                      <a:ext cx="5400040" cy="3229610"/>
                     </a:xfrm>
                     <a:prstGeom prst="rect">
                       <a:avLst/>

--- a/docs/Testing.docx
+++ b/docs/Testing.docx
@@ -1863,6 +1863,7 @@
           <w:rFonts w:ascii="Courier New" w:eastAsia="Times New Roman" w:hAnsi="Courier New" w:cs="Courier New"/>
           <w:b/>
           <w:bCs/>
+          <w:noProof/>
           <w:color w:val="000000"/>
           <w:sz w:val="18"/>
           <w:szCs w:val="18"/>
@@ -2043,6 +2044,7 @@
       <w:r>
         <w:rPr>
           <w:rFonts w:ascii="Courier New" w:eastAsia="Times New Roman" w:hAnsi="Courier New" w:cs="Courier New"/>
+          <w:noProof/>
           <w:color w:val="000000"/>
           <w:sz w:val="18"/>
           <w:szCs w:val="18"/>
@@ -2168,6 +2170,7 @@
       <w:r>
         <w:rPr>
           <w:rFonts w:ascii="Courier New" w:eastAsia="Times New Roman" w:hAnsi="Courier New" w:cs="Courier New"/>
+          <w:noProof/>
           <w:color w:val="000000"/>
           <w:sz w:val="18"/>
           <w:szCs w:val="18"/>
@@ -2308,6 +2311,7 @@
       <w:r>
         <w:rPr>
           <w:rFonts w:ascii="Courier New" w:eastAsia="Times New Roman" w:hAnsi="Courier New" w:cs="Courier New"/>
+          <w:noProof/>
           <w:color w:val="000000"/>
           <w:sz w:val="18"/>
           <w:szCs w:val="18"/>
@@ -2349,6 +2353,264 @@
           </wp:inline>
         </w:drawing>
       </w:r>
+    </w:p>
+    <w:p>
+      <w:pPr>
+        <w:shd w:val="clear" w:color="auto" w:fill="FFFFFE"/>
+        <w:spacing w:line="270" w:lineRule="atLeast"/>
+        <w:rPr>
+          <w:rFonts w:ascii="Courier New" w:eastAsia="Times New Roman" w:hAnsi="Courier New" w:cs="Courier New"/>
+          <w:color w:val="000000"/>
+          <w:sz w:val="18"/>
+          <w:szCs w:val="18"/>
+          <w:lang w:eastAsia="es-PE"/>
+        </w:rPr>
+      </w:pPr>
+    </w:p>
+    <w:p>
+      <w:pPr>
+        <w:shd w:val="clear" w:color="auto" w:fill="FFFFFE"/>
+        <w:spacing w:line="270" w:lineRule="atLeast"/>
+        <w:rPr>
+          <w:rFonts w:ascii="Courier New" w:eastAsia="Times New Roman" w:hAnsi="Courier New" w:cs="Courier New"/>
+          <w:b/>
+          <w:bCs/>
+          <w:color w:val="000000"/>
+          <w:sz w:val="18"/>
+          <w:szCs w:val="18"/>
+          <w:lang w:eastAsia="es-PE"/>
+        </w:rPr>
+      </w:pPr>
+      <w:r>
+        <w:rPr>
+          <w:rFonts w:ascii="Courier New" w:eastAsia="Times New Roman" w:hAnsi="Courier New" w:cs="Courier New"/>
+          <w:b/>
+          <w:bCs/>
+          <w:color w:val="000000"/>
+          <w:sz w:val="18"/>
+          <w:szCs w:val="18"/>
+          <w:lang w:eastAsia="es-PE"/>
+        </w:rPr>
+        <w:t>Pruebas con resilence4j</w:t>
+      </w:r>
+    </w:p>
+    <w:p>
+      <w:pPr>
+        <w:shd w:val="clear" w:color="auto" w:fill="FFFFFE"/>
+        <w:spacing w:line="270" w:lineRule="atLeast"/>
+        <w:rPr>
+          <w:rFonts w:ascii="Helvetica" w:hAnsi="Helvetica" w:cs="Helvetica"/>
+          <w:color w:val="212121"/>
+          <w:sz w:val="18"/>
+          <w:szCs w:val="18"/>
+          <w:shd w:val="clear" w:color="auto" w:fill="FFFFFF"/>
+        </w:rPr>
+      </w:pPr>
+      <w:r>
+        <w:rPr>
+          <w:rFonts w:ascii="Courier New" w:eastAsia="Times New Roman" w:hAnsi="Courier New" w:cs="Courier New"/>
+          <w:color w:val="000000"/>
+          <w:sz w:val="18"/>
+          <w:szCs w:val="18"/>
+          <w:lang w:eastAsia="es-PE"/>
+        </w:rPr>
+        <w:t xml:space="preserve">GET </w:t>
+      </w:r>
+      <w:hyperlink r:id="rId23" w:history="1">
+        <w:r>
+          <w:rPr>
+            <w:rStyle w:val="Hipervnculo"/>
+            <w:rFonts w:ascii="Helvetica" w:hAnsi="Helvetica" w:cs="Helvetica"/>
+            <w:sz w:val="18"/>
+            <w:szCs w:val="18"/>
+            <w:shd w:val="clear" w:color="auto" w:fill="FFFFFF"/>
+          </w:rPr>
+          <w:t>http://localhost:808</w:t>
+        </w:r>
+        <w:r>
+          <w:rPr>
+            <w:rStyle w:val="Hipervnculo"/>
+            <w:rFonts w:ascii="Helvetica" w:hAnsi="Helvetica" w:cs="Helvetica"/>
+            <w:sz w:val="18"/>
+            <w:szCs w:val="18"/>
+            <w:shd w:val="clear" w:color="auto" w:fill="FFFFFF"/>
+          </w:rPr>
+          <w:t>2</w:t>
+        </w:r>
+        <w:r>
+          <w:rPr>
+            <w:rStyle w:val="Hipervnculo"/>
+            <w:rFonts w:ascii="Helvetica" w:hAnsi="Helvetica" w:cs="Helvetica"/>
+            <w:sz w:val="18"/>
+            <w:szCs w:val="18"/>
+            <w:shd w:val="clear" w:color="auto" w:fill="FFFFFF"/>
+          </w:rPr>
+          <w:t>/api/transactions</w:t>
+        </w:r>
+      </w:hyperlink>
+    </w:p>
+    <w:p>
+      <w:pPr>
+        <w:shd w:val="clear" w:color="auto" w:fill="FFFFFE"/>
+        <w:spacing w:line="270" w:lineRule="atLeast"/>
+        <w:rPr>
+          <w:rFonts w:ascii="Courier New" w:eastAsia="Times New Roman" w:hAnsi="Courier New" w:cs="Courier New"/>
+          <w:color w:val="000000"/>
+          <w:sz w:val="18"/>
+          <w:szCs w:val="18"/>
+          <w:lang w:eastAsia="es-PE"/>
+        </w:rPr>
+      </w:pPr>
+      <w:r>
+        <w:rPr>
+          <w:rFonts w:ascii="Courier New" w:eastAsia="Times New Roman" w:hAnsi="Courier New" w:cs="Courier New"/>
+          <w:color w:val="000000"/>
+          <w:sz w:val="18"/>
+          <w:szCs w:val="18"/>
+          <w:lang w:eastAsia="es-PE"/>
+        </w:rPr>
+        <w:lastRenderedPageBreak/>
+        <w:drawing>
+          <wp:inline distT="0" distB="0" distL="0" distR="0" wp14:anchorId="17FE74B6" wp14:editId="4752FC37">
+            <wp:extent cx="5400040" cy="3051175"/>
+            <wp:effectExtent l="0" t="0" r="0" b="0"/>
+            <wp:docPr id="9" name="Imagen 9"/>
+            <wp:cNvGraphicFramePr>
+              <a:graphicFrameLocks xmlns:a="http://schemas.openxmlformats.org/drawingml/2006/main" noChangeAspect="1"/>
+            </wp:cNvGraphicFramePr>
+            <a:graphic xmlns:a="http://schemas.openxmlformats.org/drawingml/2006/main">
+              <a:graphicData uri="http://schemas.openxmlformats.org/drawingml/2006/picture">
+                <pic:pic xmlns:pic="http://schemas.openxmlformats.org/drawingml/2006/picture">
+                  <pic:nvPicPr>
+                    <pic:cNvPr id="1" name=""/>
+                    <pic:cNvPicPr/>
+                  </pic:nvPicPr>
+                  <pic:blipFill>
+                    <a:blip r:embed="rId24"/>
+                    <a:stretch>
+                      <a:fillRect/>
+                    </a:stretch>
+                  </pic:blipFill>
+                  <pic:spPr>
+                    <a:xfrm>
+                      <a:off x="0" y="0"/>
+                      <a:ext cx="5400040" cy="3051175"/>
+                    </a:xfrm>
+                    <a:prstGeom prst="rect">
+                      <a:avLst/>
+                    </a:prstGeom>
+                  </pic:spPr>
+                </pic:pic>
+              </a:graphicData>
+            </a:graphic>
+          </wp:inline>
+        </w:drawing>
+      </w:r>
+    </w:p>
+    <w:p>
+      <w:pPr>
+        <w:shd w:val="clear" w:color="auto" w:fill="FFFFFE"/>
+        <w:spacing w:line="270" w:lineRule="atLeast"/>
+        <w:rPr>
+          <w:rFonts w:ascii="Courier New" w:eastAsia="Times New Roman" w:hAnsi="Courier New" w:cs="Courier New"/>
+          <w:color w:val="000000"/>
+          <w:sz w:val="18"/>
+          <w:szCs w:val="18"/>
+          <w:lang w:eastAsia="es-PE"/>
+        </w:rPr>
+      </w:pPr>
+      <w:r>
+        <w:rPr>
+          <w:rFonts w:ascii="Courier New" w:eastAsia="Times New Roman" w:hAnsi="Courier New" w:cs="Courier New"/>
+          <w:color w:val="000000"/>
+          <w:sz w:val="18"/>
+          <w:szCs w:val="18"/>
+          <w:lang w:eastAsia="es-PE"/>
+        </w:rPr>
+        <w:drawing>
+          <wp:inline distT="0" distB="0" distL="0" distR="0" wp14:anchorId="7FD1146F" wp14:editId="1D4D34CD">
+            <wp:extent cx="5400040" cy="582930"/>
+            <wp:effectExtent l="0" t="0" r="0" b="7620"/>
+            <wp:docPr id="13" name="Imagen 13"/>
+            <wp:cNvGraphicFramePr>
+              <a:graphicFrameLocks xmlns:a="http://schemas.openxmlformats.org/drawingml/2006/main" noChangeAspect="1"/>
+            </wp:cNvGraphicFramePr>
+            <a:graphic xmlns:a="http://schemas.openxmlformats.org/drawingml/2006/main">
+              <a:graphicData uri="http://schemas.openxmlformats.org/drawingml/2006/picture">
+                <pic:pic xmlns:pic="http://schemas.openxmlformats.org/drawingml/2006/picture">
+                  <pic:nvPicPr>
+                    <pic:cNvPr id="1" name=""/>
+                    <pic:cNvPicPr/>
+                  </pic:nvPicPr>
+                  <pic:blipFill>
+                    <a:blip r:embed="rId25"/>
+                    <a:stretch>
+                      <a:fillRect/>
+                    </a:stretch>
+                  </pic:blipFill>
+                  <pic:spPr>
+                    <a:xfrm>
+                      <a:off x="0" y="0"/>
+                      <a:ext cx="5400040" cy="582930"/>
+                    </a:xfrm>
+                    <a:prstGeom prst="rect">
+                      <a:avLst/>
+                    </a:prstGeom>
+                  </pic:spPr>
+                </pic:pic>
+              </a:graphicData>
+            </a:graphic>
+          </wp:inline>
+        </w:drawing>
+      </w:r>
+    </w:p>
+    <w:p>
+      <w:pPr>
+        <w:shd w:val="clear" w:color="auto" w:fill="FFFFFE"/>
+        <w:spacing w:line="270" w:lineRule="atLeast"/>
+        <w:rPr>
+          <w:rFonts w:ascii="Courier New" w:eastAsia="Times New Roman" w:hAnsi="Courier New" w:cs="Courier New"/>
+          <w:color w:val="000000"/>
+          <w:sz w:val="18"/>
+          <w:szCs w:val="18"/>
+          <w:lang w:eastAsia="es-PE"/>
+        </w:rPr>
+      </w:pPr>
+      <w:r>
+        <w:rPr>
+          <w:rFonts w:ascii="Courier New" w:eastAsia="Times New Roman" w:hAnsi="Courier New" w:cs="Courier New"/>
+          <w:color w:val="000000"/>
+          <w:sz w:val="18"/>
+          <w:szCs w:val="18"/>
+          <w:lang w:eastAsia="es-PE"/>
+        </w:rPr>
+        <w:t xml:space="preserve">Apago </w:t>
+      </w:r>
+      <w:proofErr w:type="spellStart"/>
+      <w:r>
+        <w:rPr>
+          <w:rFonts w:ascii="Courier New" w:eastAsia="Times New Roman" w:hAnsi="Courier New" w:cs="Courier New"/>
+          <w:color w:val="000000"/>
+          <w:sz w:val="18"/>
+          <w:szCs w:val="18"/>
+          <w:lang w:eastAsia="es-PE"/>
+        </w:rPr>
+        <w:t>transaction-service</w:t>
+      </w:r>
+      <w:proofErr w:type="spellEnd"/>
+    </w:p>
+    <w:p>
+      <w:pPr>
+        <w:shd w:val="clear" w:color="auto" w:fill="FFFFFE"/>
+        <w:spacing w:line="270" w:lineRule="atLeast"/>
+        <w:rPr>
+          <w:rFonts w:ascii="Courier New" w:eastAsia="Times New Roman" w:hAnsi="Courier New" w:cs="Courier New"/>
+          <w:color w:val="000000"/>
+          <w:sz w:val="18"/>
+          <w:szCs w:val="18"/>
+          <w:lang w:eastAsia="es-PE"/>
+        </w:rPr>
+      </w:pPr>
     </w:p>
     <w:sectPr>
       <w:pgSz w:w="11906" w:h="16838"/>
